--- a/klagomål/A 5501-2025 FSC-klagomål.docx
+++ b/klagomål/A 5501-2025 FSC-klagomål.docx
@@ -999,7 +999,7 @@
     <w:r>
       <w:tab/>
       <w:tab/>
-      <w:t>2025-02-06</w:t>
+      <w:t>2025-02-07</w:t>
       <w:br/>
       <w:br/>
     </w:r>

--- a/klagomål/A 5501-2025 FSC-klagomål.docx
+++ b/klagomål/A 5501-2025 FSC-klagomål.docx
@@ -999,7 +999,7 @@
     <w:r>
       <w:tab/>
       <w:tab/>
-      <w:t>2025-02-07</w:t>
+      <w:t>2025-02-08</w:t>
       <w:br/>
       <w:br/>
     </w:r>

--- a/klagomål/A 5501-2025 FSC-klagomål.docx
+++ b/klagomål/A 5501-2025 FSC-klagomål.docx
@@ -999,7 +999,7 @@
     <w:r>
       <w:tab/>
       <w:tab/>
-      <w:t>2025-02-08</w:t>
+      <w:t>2025-02-09</w:t>
       <w:br/>
       <w:br/>
     </w:r>

--- a/klagomål/A 5501-2025 FSC-klagomål.docx
+++ b/klagomål/A 5501-2025 FSC-klagomål.docx
@@ -999,7 +999,7 @@
     <w:r>
       <w:tab/>
       <w:tab/>
-      <w:t>2025-02-09</w:t>
+      <w:t>2025-02-10</w:t>
       <w:br/>
       <w:br/>
     </w:r>

--- a/klagomål/A 5501-2025 FSC-klagomål.docx
+++ b/klagomål/A 5501-2025 FSC-klagomål.docx
@@ -999,7 +999,7 @@
     <w:r>
       <w:tab/>
       <w:tab/>
-      <w:t>2025-02-10</w:t>
+      <w:t>2025-02-11</w:t>
       <w:br/>
       <w:br/>
     </w:r>

--- a/klagomål/A 5501-2025 FSC-klagomål.docx
+++ b/klagomål/A 5501-2025 FSC-klagomål.docx
@@ -999,7 +999,7 @@
     <w:r>
       <w:tab/>
       <w:tab/>
-      <w:t>2025-02-11</w:t>
+      <w:t>2025-02-12</w:t>
       <w:br/>
       <w:br/>
     </w:r>

--- a/klagomål/A 5501-2025 FSC-klagomål.docx
+++ b/klagomål/A 5501-2025 FSC-klagomål.docx
@@ -999,7 +999,7 @@
     <w:r>
       <w:tab/>
       <w:tab/>
-      <w:t>2025-02-12</w:t>
+      <w:t>2025-02-13</w:t>
       <w:br/>
       <w:br/>
     </w:r>

--- a/klagomål/A 5501-2025 FSC-klagomål.docx
+++ b/klagomål/A 5501-2025 FSC-klagomål.docx
@@ -999,7 +999,7 @@
     <w:r>
       <w:tab/>
       <w:tab/>
-      <w:t>2025-02-13</w:t>
+      <w:t>2025-02-14</w:t>
       <w:br/>
       <w:br/>
     </w:r>

--- a/klagomål/A 5501-2025 FSC-klagomål.docx
+++ b/klagomål/A 5501-2025 FSC-klagomål.docx
@@ -999,7 +999,7 @@
     <w:r>
       <w:tab/>
       <w:tab/>
-      <w:t>2025-02-14</w:t>
+      <w:t>2025-02-15</w:t>
       <w:br/>
       <w:br/>
     </w:r>

--- a/klagomål/A 5501-2025 FSC-klagomål.docx
+++ b/klagomål/A 5501-2025 FSC-klagomål.docx
@@ -999,7 +999,7 @@
     <w:r>
       <w:tab/>
       <w:tab/>
-      <w:t>2025-02-15</w:t>
+      <w:t>2025-02-16</w:t>
       <w:br/>
       <w:br/>
     </w:r>

--- a/klagomål/A 5501-2025 FSC-klagomål.docx
+++ b/klagomål/A 5501-2025 FSC-klagomål.docx
@@ -999,7 +999,7 @@
     <w:r>
       <w:tab/>
       <w:tab/>
-      <w:t>2025-02-16</w:t>
+      <w:t>2025-02-17</w:t>
       <w:br/>
       <w:br/>
     </w:r>

--- a/klagomål/A 5501-2025 FSC-klagomål.docx
+++ b/klagomål/A 5501-2025 FSC-klagomål.docx
@@ -999,7 +999,7 @@
     <w:r>
       <w:tab/>
       <w:tab/>
-      <w:t>2025-02-17</w:t>
+      <w:t>2025-02-18</w:t>
       <w:br/>
       <w:br/>
     </w:r>

--- a/klagomål/A 5501-2025 FSC-klagomål.docx
+++ b/klagomål/A 5501-2025 FSC-klagomål.docx
@@ -999,7 +999,7 @@
     <w:r>
       <w:tab/>
       <w:tab/>
-      <w:t>2025-02-18</w:t>
+      <w:t>2025-02-19</w:t>
       <w:br/>
       <w:br/>
     </w:r>

--- a/klagomål/A 5501-2025 FSC-klagomål.docx
+++ b/klagomål/A 5501-2025 FSC-klagomål.docx
@@ -999,7 +999,7 @@
     <w:r>
       <w:tab/>
       <w:tab/>
-      <w:t>2025-02-19</w:t>
+      <w:t>2025-02-20</w:t>
       <w:br/>
       <w:br/>
     </w:r>

--- a/klagomål/A 5501-2025 FSC-klagomål.docx
+++ b/klagomål/A 5501-2025 FSC-klagomål.docx
@@ -999,7 +999,7 @@
     <w:r>
       <w:tab/>
       <w:tab/>
-      <w:t>2025-02-20</w:t>
+      <w:t>2025-02-21</w:t>
       <w:br/>
       <w:br/>
     </w:r>

--- a/klagomål/A 5501-2025 FSC-klagomål.docx
+++ b/klagomål/A 5501-2025 FSC-klagomål.docx
@@ -999,7 +999,7 @@
     <w:r>
       <w:tab/>
       <w:tab/>
-      <w:t>2025-02-21</w:t>
+      <w:t>2025-02-22</w:t>
       <w:br/>
       <w:br/>
     </w:r>

--- a/klagomål/A 5501-2025 FSC-klagomål.docx
+++ b/klagomål/A 5501-2025 FSC-klagomål.docx
@@ -999,7 +999,7 @@
     <w:r>
       <w:tab/>
       <w:tab/>
-      <w:t>2025-02-22</w:t>
+      <w:t>2025-02-23</w:t>
       <w:br/>
       <w:br/>
     </w:r>

--- a/klagomål/A 5501-2025 FSC-klagomål.docx
+++ b/klagomål/A 5501-2025 FSC-klagomål.docx
@@ -999,7 +999,7 @@
     <w:r>
       <w:tab/>
       <w:tab/>
-      <w:t>2025-02-23</w:t>
+      <w:t>2025-02-24</w:t>
       <w:br/>
       <w:br/>
     </w:r>

--- a/klagomål/A 5501-2025 FSC-klagomål.docx
+++ b/klagomål/A 5501-2025 FSC-klagomål.docx
@@ -999,7 +999,7 @@
     <w:r>
       <w:tab/>
       <w:tab/>
-      <w:t>2025-02-24</w:t>
+      <w:t>2025-02-25</w:t>
       <w:br/>
       <w:br/>
     </w:r>

--- a/klagomål/A 5501-2025 FSC-klagomål.docx
+++ b/klagomål/A 5501-2025 FSC-klagomål.docx
@@ -999,7 +999,7 @@
     <w:r>
       <w:tab/>
       <w:tab/>
-      <w:t>2025-02-25</w:t>
+      <w:t>2025-02-26</w:t>
       <w:br/>
       <w:br/>
     </w:r>

--- a/klagomål/A 5501-2025 FSC-klagomål.docx
+++ b/klagomål/A 5501-2025 FSC-klagomål.docx
@@ -999,7 +999,7 @@
     <w:r>
       <w:tab/>
       <w:tab/>
-      <w:t>2025-02-26</w:t>
+      <w:t>2025-02-27</w:t>
       <w:br/>
       <w:br/>
     </w:r>

--- a/klagomål/A 5501-2025 FSC-klagomål.docx
+++ b/klagomål/A 5501-2025 FSC-klagomål.docx
@@ -999,7 +999,7 @@
     <w:r>
       <w:tab/>
       <w:tab/>
-      <w:t>2025-02-27</w:t>
+      <w:t>2025-02-28</w:t>
       <w:br/>
       <w:br/>
     </w:r>

--- a/klagomål/A 5501-2025 FSC-klagomål.docx
+++ b/klagomål/A 5501-2025 FSC-klagomål.docx
@@ -999,7 +999,7 @@
     <w:r>
       <w:tab/>
       <w:tab/>
-      <w:t>2025-02-28</w:t>
+      <w:t>2025-03-01</w:t>
       <w:br/>
       <w:br/>
     </w:r>

--- a/klagomål/A 5501-2025 FSC-klagomål.docx
+++ b/klagomål/A 5501-2025 FSC-klagomål.docx
@@ -999,7 +999,7 @@
     <w:r>
       <w:tab/>
       <w:tab/>
-      <w:t>2025-03-02</w:t>
+      <w:t>2025-03-03</w:t>
       <w:br/>
       <w:br/>
     </w:r>

--- a/klagomål/A 5501-2025 FSC-klagomål.docx
+++ b/klagomål/A 5501-2025 FSC-klagomål.docx
@@ -999,7 +999,7 @@
     <w:r>
       <w:tab/>
       <w:tab/>
-      <w:t>2025-03-03</w:t>
+      <w:t>2025-03-04</w:t>
       <w:br/>
       <w:br/>
     </w:r>

--- a/klagomål/A 5501-2025 FSC-klagomål.docx
+++ b/klagomål/A 5501-2025 FSC-klagomål.docx
@@ -999,7 +999,7 @@
     <w:r>
       <w:tab/>
       <w:tab/>
-      <w:t>2025-03-04</w:t>
+      <w:t>2025-03-05</w:t>
       <w:br/>
       <w:br/>
     </w:r>

--- a/klagomål/A 5501-2025 FSC-klagomål.docx
+++ b/klagomål/A 5501-2025 FSC-klagomål.docx
@@ -999,7 +999,7 @@
     <w:r>
       <w:tab/>
       <w:tab/>
-      <w:t>2025-03-05</w:t>
+      <w:t>2025-03-06</w:t>
       <w:br/>
       <w:br/>
     </w:r>

--- a/klagomål/A 5501-2025 FSC-klagomål.docx
+++ b/klagomål/A 5501-2025 FSC-klagomål.docx
@@ -999,7 +999,7 @@
     <w:r>
       <w:tab/>
       <w:tab/>
-      <w:t>2025-03-06</w:t>
+      <w:t>2025-03-07</w:t>
       <w:br/>
       <w:br/>
     </w:r>

--- a/klagomål/A 5501-2025 FSC-klagomål.docx
+++ b/klagomål/A 5501-2025 FSC-klagomål.docx
@@ -999,7 +999,7 @@
     <w:r>
       <w:tab/>
       <w:tab/>
-      <w:t>2025-03-07</w:t>
+      <w:t>2025-03-08</w:t>
       <w:br/>
       <w:br/>
     </w:r>

--- a/klagomål/A 5501-2025 FSC-klagomål.docx
+++ b/klagomål/A 5501-2025 FSC-klagomål.docx
@@ -999,7 +999,7 @@
     <w:r>
       <w:tab/>
       <w:tab/>
-      <w:t>2025-03-08</w:t>
+      <w:t>2025-03-09</w:t>
       <w:br/>
       <w:br/>
     </w:r>

--- a/klagomål/A 5501-2025 FSC-klagomål.docx
+++ b/klagomål/A 5501-2025 FSC-klagomål.docx
@@ -999,7 +999,7 @@
     <w:r>
       <w:tab/>
       <w:tab/>
-      <w:t>2025-03-09</w:t>
+      <w:t>2025-03-10</w:t>
       <w:br/>
       <w:br/>
     </w:r>

--- a/klagomål/A 5501-2025 FSC-klagomål.docx
+++ b/klagomål/A 5501-2025 FSC-klagomål.docx
@@ -999,7 +999,7 @@
     <w:r>
       <w:tab/>
       <w:tab/>
-      <w:t>2025-03-10</w:t>
+      <w:t>2025-03-11</w:t>
       <w:br/>
       <w:br/>
     </w:r>

--- a/klagomål/A 5501-2025 FSC-klagomål.docx
+++ b/klagomål/A 5501-2025 FSC-klagomål.docx
@@ -999,7 +999,7 @@
     <w:r>
       <w:tab/>
       <w:tab/>
-      <w:t>2025-03-11</w:t>
+      <w:t>2025-03-12</w:t>
       <w:br/>
       <w:br/>
     </w:r>

--- a/klagomål/A 5501-2025 FSC-klagomål.docx
+++ b/klagomål/A 5501-2025 FSC-klagomål.docx
@@ -999,7 +999,7 @@
     <w:r>
       <w:tab/>
       <w:tab/>
-      <w:t>2025-03-12</w:t>
+      <w:t>2025-03-13</w:t>
       <w:br/>
       <w:br/>
     </w:r>

--- a/klagomål/A 5501-2025 FSC-klagomål.docx
+++ b/klagomål/A 5501-2025 FSC-klagomål.docx
@@ -999,7 +999,7 @@
     <w:r>
       <w:tab/>
       <w:tab/>
-      <w:t>2025-03-13</w:t>
+      <w:t>2025-03-14</w:t>
       <w:br/>
       <w:br/>
     </w:r>

--- a/klagomål/A 5501-2025 FSC-klagomål.docx
+++ b/klagomål/A 5501-2025 FSC-klagomål.docx
@@ -999,7 +999,7 @@
     <w:r>
       <w:tab/>
       <w:tab/>
-      <w:t>2025-03-14</w:t>
+      <w:t>2025-03-15</w:t>
       <w:br/>
       <w:br/>
     </w:r>

--- a/klagomål/A 5501-2025 FSC-klagomål.docx
+++ b/klagomål/A 5501-2025 FSC-klagomål.docx
@@ -999,7 +999,7 @@
     <w:r>
       <w:tab/>
       <w:tab/>
-      <w:t>2025-03-15</w:t>
+      <w:t>2025-03-16</w:t>
       <w:br/>
       <w:br/>
     </w:r>

--- a/klagomål/A 5501-2025 FSC-klagomål.docx
+++ b/klagomål/A 5501-2025 FSC-klagomål.docx
@@ -999,7 +999,7 @@
     <w:r>
       <w:tab/>
       <w:tab/>
-      <w:t>2025-03-16</w:t>
+      <w:t>2025-03-17</w:t>
       <w:br/>
       <w:br/>
     </w:r>

--- a/klagomål/A 5501-2025 FSC-klagomål.docx
+++ b/klagomål/A 5501-2025 FSC-klagomål.docx
@@ -999,7 +999,7 @@
     <w:r>
       <w:tab/>
       <w:tab/>
-      <w:t>2025-03-17</w:t>
+      <w:t>2025-03-18</w:t>
       <w:br/>
       <w:br/>
     </w:r>

--- a/klagomål/A 5501-2025 FSC-klagomål.docx
+++ b/klagomål/A 5501-2025 FSC-klagomål.docx
@@ -999,7 +999,7 @@
     <w:r>
       <w:tab/>
       <w:tab/>
-      <w:t>2025-03-18</w:t>
+      <w:t>2025-03-19</w:t>
       <w:br/>
       <w:br/>
     </w:r>

--- a/klagomål/A 5501-2025 FSC-klagomål.docx
+++ b/klagomål/A 5501-2025 FSC-klagomål.docx
@@ -999,7 +999,7 @@
     <w:r>
       <w:tab/>
       <w:tab/>
-      <w:t>2025-03-19</w:t>
+      <w:t>2025-03-20</w:t>
       <w:br/>
       <w:br/>
     </w:r>

--- a/klagomål/A 5501-2025 FSC-klagomål.docx
+++ b/klagomål/A 5501-2025 FSC-klagomål.docx
@@ -999,7 +999,7 @@
     <w:r>
       <w:tab/>
       <w:tab/>
-      <w:t>2025-03-20</w:t>
+      <w:t>2025-03-21</w:t>
       <w:br/>
       <w:br/>
     </w:r>

--- a/klagomål/A 5501-2025 FSC-klagomål.docx
+++ b/klagomål/A 5501-2025 FSC-klagomål.docx
@@ -999,7 +999,7 @@
     <w:r>
       <w:tab/>
       <w:tab/>
-      <w:t>2025-03-21</w:t>
+      <w:t>2025-03-22</w:t>
       <w:br/>
       <w:br/>
     </w:r>

--- a/klagomål/A 5501-2025 FSC-klagomål.docx
+++ b/klagomål/A 5501-2025 FSC-klagomål.docx
@@ -999,7 +999,7 @@
     <w:r>
       <w:tab/>
       <w:tab/>
-      <w:t>2025-03-22</w:t>
+      <w:t>2025-03-23</w:t>
       <w:br/>
       <w:br/>
     </w:r>

--- a/klagomål/A 5501-2025 FSC-klagomål.docx
+++ b/klagomål/A 5501-2025 FSC-klagomål.docx
@@ -999,7 +999,7 @@
     <w:r>
       <w:tab/>
       <w:tab/>
-      <w:t>2025-03-23</w:t>
+      <w:t>2025-03-24</w:t>
       <w:br/>
       <w:br/>
     </w:r>

--- a/klagomål/A 5501-2025 FSC-klagomål.docx
+++ b/klagomål/A 5501-2025 FSC-klagomål.docx
@@ -999,7 +999,7 @@
     <w:r>
       <w:tab/>
       <w:tab/>
-      <w:t>2025-03-24</w:t>
+      <w:t>2025-03-25</w:t>
       <w:br/>
       <w:br/>
     </w:r>

--- a/klagomål/A 5501-2025 FSC-klagomål.docx
+++ b/klagomål/A 5501-2025 FSC-klagomål.docx
@@ -999,7 +999,7 @@
     <w:r>
       <w:tab/>
       <w:tab/>
-      <w:t>2025-03-25</w:t>
+      <w:t>2025-03-26</w:t>
       <w:br/>
       <w:br/>
     </w:r>

--- a/klagomål/A 5501-2025 FSC-klagomål.docx
+++ b/klagomål/A 5501-2025 FSC-klagomål.docx
@@ -999,7 +999,7 @@
     <w:r>
       <w:tab/>
       <w:tab/>
-      <w:t>2025-03-26</w:t>
+      <w:t>2025-03-27</w:t>
       <w:br/>
       <w:br/>
     </w:r>

--- a/klagomål/A 5501-2025 FSC-klagomål.docx
+++ b/klagomål/A 5501-2025 FSC-klagomål.docx
@@ -999,7 +999,7 @@
     <w:r>
       <w:tab/>
       <w:tab/>
-      <w:t>2025-03-27</w:t>
+      <w:t>2025-03-28</w:t>
       <w:br/>
       <w:br/>
     </w:r>

--- a/klagomål/A 5501-2025 FSC-klagomål.docx
+++ b/klagomål/A 5501-2025 FSC-klagomål.docx
@@ -999,7 +999,7 @@
     <w:r>
       <w:tab/>
       <w:tab/>
-      <w:t>2025-04-02</w:t>
+      <w:t>2025-04-03</w:t>
       <w:br/>
       <w:br/>
     </w:r>

--- a/klagomål/A 5501-2025 FSC-klagomål.docx
+++ b/klagomål/A 5501-2025 FSC-klagomål.docx
@@ -999,7 +999,7 @@
     <w:r>
       <w:tab/>
       <w:tab/>
-      <w:t>2025-04-03</w:t>
+      <w:t>2025-04-05</w:t>
       <w:br/>
       <w:br/>
     </w:r>

--- a/klagomål/A 5501-2025 FSC-klagomål.docx
+++ b/klagomål/A 5501-2025 FSC-klagomål.docx
@@ -999,7 +999,7 @@
     <w:r>
       <w:tab/>
       <w:tab/>
-      <w:t>2025-04-05</w:t>
+      <w:t>2025-04-06</w:t>
       <w:br/>
       <w:br/>
     </w:r>

--- a/klagomål/A 5501-2025 FSC-klagomål.docx
+++ b/klagomål/A 5501-2025 FSC-klagomål.docx
@@ -999,7 +999,7 @@
     <w:r>
       <w:tab/>
       <w:tab/>
-      <w:t>2025-04-06</w:t>
+      <w:t>2025-04-07</w:t>
       <w:br/>
       <w:br/>
     </w:r>

--- a/klagomål/A 5501-2025 FSC-klagomål.docx
+++ b/klagomål/A 5501-2025 FSC-klagomål.docx
@@ -999,7 +999,7 @@
     <w:r>
       <w:tab/>
       <w:tab/>
-      <w:t>2025-04-07</w:t>
+      <w:t>2025-04-08</w:t>
       <w:br/>
       <w:br/>
     </w:r>

--- a/klagomål/A 5501-2025 FSC-klagomål.docx
+++ b/klagomål/A 5501-2025 FSC-klagomål.docx
@@ -999,7 +999,7 @@
     <w:r>
       <w:tab/>
       <w:tab/>
-      <w:t>2025-04-08</w:t>
+      <w:t>2025-04-09</w:t>
       <w:br/>
       <w:br/>
     </w:r>

--- a/klagomål/A 5501-2025 FSC-klagomål.docx
+++ b/klagomål/A 5501-2025 FSC-klagomål.docx
@@ -251,10 +251,61 @@
         <w:rPr>
           <w:b/>
         </w:rPr>
+        <w:t>Garnlav (NT)</w:t>
+      </w:r>
+      <w:r>
+        <w:t xml:space="preserve"> är en utpräglad barrskogsart som ibland kan drapera träden i norrländska grannaturskogar med hög luftfuktighet. Den förekommer även i talldominerade bestånd där den, förutom i trädens grenverk, påträffas hängande över ojämnheter i tallbarken. Arten har minskat starkt i södra och mellersta Sverige och den minskar även i sitt nordliga utbredningsområde. Orsaken till tillbakagången beror främst på slutavverkningar av naturskogsartade skogar. Bestånd med riklig förekomst bör regelmässigt sparas. Garnlav är värdväxt för den mycket sällsynta och akut hotade fjärilen barrskogslavfly (CR) som hör hemma i boreala barrskogar med riklig förekomst av värdväxten. Tidigare kunde arten konstateras årligen på flera platser vid Dala-Floda i Dalarna innan lokalerna kalavverkades. Senaste fyndet i landet av barrskogslavfly är från år 2000 då den påträffades vid Högberget i Sollefteå kommun (SLU Artdatabanken, 2024).</w:t>
+      </w:r>
+    </w:p>
+    <w:p>
+      <w:r>
+        <w:rPr>
+          <w:b/>
+        </w:rPr>
+        <w:t xml:space="preserve">Grönpyrola </w:t>
+      </w:r>
+      <w:r>
+        <w:t>växer främst på sandig, torr eller frisk mark i äldre barrskog, ofta på isälvsmaterial såsom sand och grus. Den påträffas främst i äldre naturligt uppkomna barrskogar, exempelvis på tallmoar, i åssluttningar, dyner och rasbranter. Arten är känslig för skogsbruksmetoder såsom slutavverkning och markberedning (Nitare &amp; Skogsstyrelsen, 2019).</w:t>
+      </w:r>
+    </w:p>
+    <w:p>
+      <w:r>
+        <w:rPr>
+          <w:b/>
+        </w:rPr>
         <w:t>Lunglav (NT)</w:t>
       </w:r>
       <w:r>
         <w:t xml:space="preserve"> är en av vårt lands främsta signalarter som överallt indikerar gamla lövträd, skogsbestånd med höga naturvärden och ekosystem med lång skoglig kontinuitet. Lokalt kan förekomsten vara mycket riklig men den hittas nästan enbart i gamla och ej slutavverkade skogar. Artens samtliga förekomster bör uppmärksammas från naturvårdssynpunkt, då många lokaler även hyser andra ovanliga och rödlistade arter. Rikliga förekomster bör skyddas med biotopskydd, frivilliga avsättningar eller reservat (SLU Artdatabanken, 2024; Nitare &amp; Skogsstyrelsen, 2019).</w:t>
+      </w:r>
+    </w:p>
+    <w:p>
+      <w:r>
+        <w:rPr>
+          <w:b/>
+        </w:rPr>
+        <w:t>Ullticka (NT)</w:t>
+      </w:r>
+      <w:r>
+        <w:t xml:space="preserve"> är knuten till restbestånd av barrnaturskog och förekommer med ett tydligt optimum i orörda eller måttligt påverkade gamla granskogar där det föreligger viss kontinuitet av grov död ved. Ullticka är en bra signalart inom hela sitt utbredningsområde och i södra Sverige är den sällsynt och en god signalart för skyddsvärda granskogsmiljöer. Den hotas av avverkning och fragmentering av naturskog och äldre granskog med lång trädkontinuitet. På ullticka kan ibland ulltickeporing (VU) påträffas - det är en sällsynt ticka som nyligen delats upp i tre olika arter: </w:t>
+      </w:r>
+      <w:r>
+        <w:rPr>
+          <w:i/>
+        </w:rPr>
+        <w:t xml:space="preserve">Skeletocutis brevispora </w:t>
+      </w:r>
+      <w:r>
+        <w:t>(ulltickeporing)</w:t>
+      </w:r>
+      <w:r>
+        <w:rPr>
+          <w:i/>
+        </w:rPr>
+        <w:t>, Skeletocutis delicata och Skeletocutis exilis</w:t>
+      </w:r>
+      <w:r>
+        <w:t>. De två sistnämnda arterna står för närvarande (2020) som ej bedömda i rödlistan (SLU Artdatabanken, 2024; Nitare &amp; Skogsstyrelsen, 2019; Miettinen &amp; Niemelä, 2018).</w:t>
       </w:r>
     </w:p>
     <w:p>
@@ -731,7 +782,7 @@
         <w:t xml:space="preserve">Level and pattern of overstory retention interact to shape long-term responses of understories to timber harvest. </w:t>
       </w:r>
       <w:r>
-        <w:t xml:space="preserve">Ecological Applications, 22, 2049–2064 </w:t>
+        <w:t>Ecological Applications, 22, 2049–2064</w:t>
       </w:r>
     </w:p>
     <w:p>
@@ -999,7 +1050,7 @@
     <w:r>
       <w:tab/>
       <w:tab/>
-      <w:t>2025-04-09</w:t>
+      <w:t>2025-04-10</w:t>
       <w:br/>
       <w:br/>
     </w:r>

--- a/klagomål/A 5501-2025 FSC-klagomål.docx
+++ b/klagomål/A 5501-2025 FSC-klagomål.docx
@@ -1050,7 +1050,7 @@
     <w:r>
       <w:tab/>
       <w:tab/>
-      <w:t>2025-04-10</w:t>
+      <w:t>2025-04-11</w:t>
       <w:br/>
       <w:br/>
     </w:r>

--- a/klagomål/A 5501-2025 FSC-klagomål.docx
+++ b/klagomål/A 5501-2025 FSC-klagomål.docx
@@ -1050,7 +1050,7 @@
     <w:r>
       <w:tab/>
       <w:tab/>
-      <w:t>2025-04-11</w:t>
+      <w:t>2025-04-12</w:t>
       <w:br/>
       <w:br/>
     </w:r>

--- a/klagomål/A 5501-2025 FSC-klagomål.docx
+++ b/klagomål/A 5501-2025 FSC-klagomål.docx
@@ -1050,7 +1050,7 @@
     <w:r>
       <w:tab/>
       <w:tab/>
-      <w:t>2025-04-12</w:t>
+      <w:t>2025-04-13</w:t>
       <w:br/>
       <w:br/>
     </w:r>

--- a/klagomål/A 5501-2025 FSC-klagomål.docx
+++ b/klagomål/A 5501-2025 FSC-klagomål.docx
@@ -1050,7 +1050,7 @@
     <w:r>
       <w:tab/>
       <w:tab/>
-      <w:t>2025-04-13</w:t>
+      <w:t>2025-04-14</w:t>
       <w:br/>
       <w:br/>
     </w:r>

--- a/klagomål/A 5501-2025 FSC-klagomål.docx
+++ b/klagomål/A 5501-2025 FSC-klagomål.docx
@@ -1050,7 +1050,7 @@
     <w:r>
       <w:tab/>
       <w:tab/>
-      <w:t>2025-04-14</w:t>
+      <w:t>2025-04-15</w:t>
       <w:br/>
       <w:br/>
     </w:r>

--- a/klagomål/A 5501-2025 FSC-klagomål.docx
+++ b/klagomål/A 5501-2025 FSC-klagomål.docx
@@ -1050,7 +1050,7 @@
     <w:r>
       <w:tab/>
       <w:tab/>
-      <w:t>2025-04-15</w:t>
+      <w:t>2025-04-16</w:t>
       <w:br/>
       <w:br/>
     </w:r>

--- a/klagomål/A 5501-2025 FSC-klagomål.docx
+++ b/klagomål/A 5501-2025 FSC-klagomål.docx
@@ -1050,7 +1050,7 @@
     <w:r>
       <w:tab/>
       <w:tab/>
-      <w:t>2025-04-16</w:t>
+      <w:t>2025-04-17</w:t>
       <w:br/>
       <w:br/>
     </w:r>

--- a/klagomål/A 5501-2025 FSC-klagomål.docx
+++ b/klagomål/A 5501-2025 FSC-klagomål.docx
@@ -1050,7 +1050,7 @@
     <w:r>
       <w:tab/>
       <w:tab/>
-      <w:t>2025-04-17</w:t>
+      <w:t>2025-04-18</w:t>
       <w:br/>
       <w:br/>
     </w:r>

--- a/klagomål/A 5501-2025 FSC-klagomål.docx
+++ b/klagomål/A 5501-2025 FSC-klagomål.docx
@@ -1050,7 +1050,7 @@
     <w:r>
       <w:tab/>
       <w:tab/>
-      <w:t>2025-04-18</w:t>
+      <w:t>2025-04-19</w:t>
       <w:br/>
       <w:br/>
     </w:r>

--- a/klagomål/A 5501-2025 FSC-klagomål.docx
+++ b/klagomål/A 5501-2025 FSC-klagomål.docx
@@ -1061,7 +1061,7 @@
     <w:r>
       <w:tab/>
       <w:tab/>
-      <w:t>2025-05-03</w:t>
+      <w:t>2025-05-04</w:t>
       <w:br/>
       <w:br/>
     </w:r>

--- a/klagomål/A 5501-2025 FSC-klagomål.docx
+++ b/klagomål/A 5501-2025 FSC-klagomål.docx
@@ -1061,7 +1061,7 @@
     <w:r>
       <w:tab/>
       <w:tab/>
-      <w:t>2025-05-04</w:t>
+      <w:t>2025-05-06</w:t>
       <w:br/>
       <w:br/>
     </w:r>

--- a/klagomål/A 5501-2025 FSC-klagomål.docx
+++ b/klagomål/A 5501-2025 FSC-klagomål.docx
@@ -1061,7 +1061,7 @@
     <w:r>
       <w:tab/>
       <w:tab/>
-      <w:t>2025-05-06</w:t>
+      <w:t>2025-05-07</w:t>
       <w:br/>
       <w:br/>
     </w:r>

--- a/klagomål/A 5501-2025 FSC-klagomål.docx
+++ b/klagomål/A 5501-2025 FSC-klagomål.docx
@@ -1061,7 +1061,7 @@
     <w:r>
       <w:tab/>
       <w:tab/>
-      <w:t>2025-05-07</w:t>
+      <w:t>2025-05-08</w:t>
       <w:br/>
       <w:br/>
     </w:r>

--- a/klagomål/A 5501-2025 FSC-klagomål.docx
+++ b/klagomål/A 5501-2025 FSC-klagomål.docx
@@ -1061,7 +1061,7 @@
     <w:r>
       <w:tab/>
       <w:tab/>
-      <w:t>2025-05-08</w:t>
+      <w:t>2025-05-09</w:t>
       <w:br/>
       <w:br/>
     </w:r>

--- a/klagomål/A 5501-2025 FSC-klagomål.docx
+++ b/klagomål/A 5501-2025 FSC-klagomål.docx
@@ -1061,7 +1061,7 @@
     <w:r>
       <w:tab/>
       <w:tab/>
-      <w:t>2025-05-09</w:t>
+      <w:t>2025-05-10</w:t>
       <w:br/>
       <w:br/>
     </w:r>

--- a/klagomål/A 5501-2025 FSC-klagomål.docx
+++ b/klagomål/A 5501-2025 FSC-klagomål.docx
@@ -1061,7 +1061,7 @@
     <w:r>
       <w:tab/>
       <w:tab/>
-      <w:t>2025-05-10</w:t>
+      <w:t>2025-05-11</w:t>
       <w:br/>
       <w:br/>
     </w:r>

--- a/klagomål/A 5501-2025 FSC-klagomål.docx
+++ b/klagomål/A 5501-2025 FSC-klagomål.docx
@@ -1061,7 +1061,7 @@
     <w:r>
       <w:tab/>
       <w:tab/>
-      <w:t>2025-05-11</w:t>
+      <w:t>2025-05-12</w:t>
       <w:br/>
       <w:br/>
     </w:r>

--- a/klagomål/A 5501-2025 FSC-klagomål.docx
+++ b/klagomål/A 5501-2025 FSC-klagomål.docx
@@ -1061,7 +1061,7 @@
     <w:r>
       <w:tab/>
       <w:tab/>
-      <w:t>2025-05-12</w:t>
+      <w:t>2025-05-13</w:t>
       <w:br/>
       <w:br/>
     </w:r>

--- a/klagomål/A 5501-2025 FSC-klagomål.docx
+++ b/klagomål/A 5501-2025 FSC-klagomål.docx
@@ -1061,7 +1061,7 @@
     <w:r>
       <w:tab/>
       <w:tab/>
-      <w:t>2025-05-13</w:t>
+      <w:t>2025-05-14</w:t>
       <w:br/>
       <w:br/>
     </w:r>

--- a/klagomål/A 5501-2025 FSC-klagomål.docx
+++ b/klagomål/A 5501-2025 FSC-klagomål.docx
@@ -1061,7 +1061,7 @@
     <w:r>
       <w:tab/>
       <w:tab/>
-      <w:t>2025-05-14</w:t>
+      <w:t>2025-05-15</w:t>
       <w:br/>
       <w:br/>
     </w:r>

--- a/klagomål/A 5501-2025 FSC-klagomål.docx
+++ b/klagomål/A 5501-2025 FSC-klagomål.docx
@@ -1061,7 +1061,7 @@
     <w:r>
       <w:tab/>
       <w:tab/>
-      <w:t>2025-05-15</w:t>
+      <w:t>2025-05-16</w:t>
       <w:br/>
       <w:br/>
     </w:r>

--- a/klagomål/A 5501-2025 FSC-klagomål.docx
+++ b/klagomål/A 5501-2025 FSC-klagomål.docx
@@ -1061,7 +1061,7 @@
     <w:r>
       <w:tab/>
       <w:tab/>
-      <w:t>2025-05-16</w:t>
+      <w:t>2025-05-17</w:t>
       <w:br/>
       <w:br/>
     </w:r>

--- a/klagomål/A 5501-2025 FSC-klagomål.docx
+++ b/klagomål/A 5501-2025 FSC-klagomål.docx
@@ -1061,7 +1061,7 @@
     <w:r>
       <w:tab/>
       <w:tab/>
-      <w:t>2025-05-17</w:t>
+      <w:t>2025-05-18</w:t>
       <w:br/>
       <w:br/>
     </w:r>

--- a/klagomål/A 5501-2025 FSC-klagomål.docx
+++ b/klagomål/A 5501-2025 FSC-klagomål.docx
@@ -1061,7 +1061,7 @@
     <w:r>
       <w:tab/>
       <w:tab/>
-      <w:t>2025-05-18</w:t>
+      <w:t>2025-05-19</w:t>
       <w:br/>
       <w:br/>
     </w:r>

--- a/klagomål/A 5501-2025 FSC-klagomål.docx
+++ b/klagomål/A 5501-2025 FSC-klagomål.docx
@@ -1061,7 +1061,7 @@
     <w:r>
       <w:tab/>
       <w:tab/>
-      <w:t>2025-05-19</w:t>
+      <w:t>2025-05-20</w:t>
       <w:br/>
       <w:br/>
     </w:r>

--- a/klagomål/A 5501-2025 FSC-klagomål.docx
+++ b/klagomål/A 5501-2025 FSC-klagomål.docx
@@ -1061,7 +1061,7 @@
     <w:r>
       <w:tab/>
       <w:tab/>
-      <w:t>2025-05-20</w:t>
+      <w:t>2025-05-21</w:t>
       <w:br/>
       <w:br/>
     </w:r>

--- a/klagomål/A 5501-2025 FSC-klagomål.docx
+++ b/klagomål/A 5501-2025 FSC-klagomål.docx
@@ -1061,7 +1061,7 @@
     <w:r>
       <w:tab/>
       <w:tab/>
-      <w:t>2025-05-21</w:t>
+      <w:t>2025-05-22</w:t>
       <w:br/>
       <w:br/>
     </w:r>

--- a/klagomål/A 5501-2025 FSC-klagomål.docx
+++ b/klagomål/A 5501-2025 FSC-klagomål.docx
@@ -1061,7 +1061,7 @@
     <w:r>
       <w:tab/>
       <w:tab/>
-      <w:t>2025-05-22</w:t>
+      <w:t>2025-05-23</w:t>
       <w:br/>
       <w:br/>
     </w:r>

--- a/klagomål/A 5501-2025 FSC-klagomål.docx
+++ b/klagomål/A 5501-2025 FSC-klagomål.docx
@@ -1061,7 +1061,7 @@
     <w:r>
       <w:tab/>
       <w:tab/>
-      <w:t>2025-05-23</w:t>
+      <w:t>2025-05-24</w:t>
       <w:br/>
       <w:br/>
     </w:r>

--- a/klagomål/A 5501-2025 FSC-klagomål.docx
+++ b/klagomål/A 5501-2025 FSC-klagomål.docx
@@ -1061,7 +1061,7 @@
     <w:r>
       <w:tab/>
       <w:tab/>
-      <w:t>2025-05-24</w:t>
+      <w:t>2025-05-25</w:t>
       <w:br/>
       <w:br/>
     </w:r>

--- a/klagomål/A 5501-2025 FSC-klagomål.docx
+++ b/klagomål/A 5501-2025 FSC-klagomål.docx
@@ -1061,7 +1061,7 @@
     <w:r>
       <w:tab/>
       <w:tab/>
-      <w:t>2025-05-25</w:t>
+      <w:t>2025-05-26</w:t>
       <w:br/>
       <w:br/>
     </w:r>

--- a/klagomål/A 5501-2025 FSC-klagomål.docx
+++ b/klagomål/A 5501-2025 FSC-klagomål.docx
@@ -1061,7 +1061,7 @@
     <w:r>
       <w:tab/>
       <w:tab/>
-      <w:t>2025-05-26</w:t>
+      <w:t>2025-05-27</w:t>
       <w:br/>
       <w:br/>
     </w:r>

--- a/klagomål/A 5501-2025 FSC-klagomål.docx
+++ b/klagomål/A 5501-2025 FSC-klagomål.docx
@@ -1061,7 +1061,7 @@
     <w:r>
       <w:tab/>
       <w:tab/>
-      <w:t>2025-05-27</w:t>
+      <w:t>2025-05-30</w:t>
       <w:br/>
       <w:br/>
     </w:r>

--- a/klagomål/A 5501-2025 FSC-klagomål.docx
+++ b/klagomål/A 5501-2025 FSC-klagomål.docx
@@ -1061,7 +1061,7 @@
     <w:r>
       <w:tab/>
       <w:tab/>
-      <w:t>2025-05-30</w:t>
+      <w:t>2025-06-01</w:t>
       <w:br/>
       <w:br/>
     </w:r>

--- a/klagomål/A 5501-2025 FSC-klagomål.docx
+++ b/klagomål/A 5501-2025 FSC-klagomål.docx
@@ -1061,7 +1061,7 @@
     <w:r>
       <w:tab/>
       <w:tab/>
-      <w:t>2025-06-01</w:t>
+      <w:t>2025-06-02</w:t>
       <w:br/>
       <w:br/>
     </w:r>

--- a/klagomål/A 5501-2025 FSC-klagomål.docx
+++ b/klagomål/A 5501-2025 FSC-klagomål.docx
@@ -1061,7 +1061,7 @@
     <w:r>
       <w:tab/>
       <w:tab/>
-      <w:t>2025-06-02</w:t>
+      <w:t>2025-06-03</w:t>
       <w:br/>
       <w:br/>
     </w:r>

--- a/klagomål/A 5501-2025 FSC-klagomål.docx
+++ b/klagomål/A 5501-2025 FSC-klagomål.docx
@@ -1061,7 +1061,7 @@
     <w:r>
       <w:tab/>
       <w:tab/>
-      <w:t>2025-06-03</w:t>
+      <w:t>2025-06-04</w:t>
       <w:br/>
       <w:br/>
     </w:r>

--- a/klagomål/A 5501-2025 FSC-klagomål.docx
+++ b/klagomål/A 5501-2025 FSC-klagomål.docx
@@ -1061,7 +1061,7 @@
     <w:r>
       <w:tab/>
       <w:tab/>
-      <w:t>2025-06-04</w:t>
+      <w:t>2025-06-05</w:t>
       <w:br/>
       <w:br/>
     </w:r>

--- a/klagomål/A 5501-2025 FSC-klagomål.docx
+++ b/klagomål/A 5501-2025 FSC-klagomål.docx
@@ -1061,7 +1061,7 @@
     <w:r>
       <w:tab/>
       <w:tab/>
-      <w:t>2025-06-05</w:t>
+      <w:t>2025-06-13</w:t>
       <w:br/>
       <w:br/>
     </w:r>

--- a/klagomål/A 5501-2025 FSC-klagomål.docx
+++ b/klagomål/A 5501-2025 FSC-klagomål.docx
@@ -1061,7 +1061,7 @@
     <w:r>
       <w:tab/>
       <w:tab/>
-      <w:t>2025-06-13</w:t>
+      <w:t>2025-06-15</w:t>
       <w:br/>
       <w:br/>
     </w:r>

--- a/klagomål/A 5501-2025 FSC-klagomål.docx
+++ b/klagomål/A 5501-2025 FSC-klagomål.docx
@@ -1061,7 +1061,7 @@
     <w:r>
       <w:tab/>
       <w:tab/>
-      <w:t>2025-06-15</w:t>
+      <w:t>2025-06-16</w:t>
       <w:br/>
       <w:br/>
     </w:r>

--- a/klagomål/A 5501-2025 FSC-klagomål.docx
+++ b/klagomål/A 5501-2025 FSC-klagomål.docx
@@ -1061,7 +1061,7 @@
     <w:r>
       <w:tab/>
       <w:tab/>
-      <w:t>2025-06-16</w:t>
+      <w:t>2025-06-17</w:t>
       <w:br/>
       <w:br/>
     </w:r>

--- a/klagomål/A 5501-2025 FSC-klagomål.docx
+++ b/klagomål/A 5501-2025 FSC-klagomål.docx
@@ -1061,7 +1061,7 @@
     <w:r>
       <w:tab/>
       <w:tab/>
-      <w:t>2025-06-17</w:t>
+      <w:t>2025-06-18</w:t>
       <w:br/>
       <w:br/>
     </w:r>

--- a/klagomål/A 5501-2025 FSC-klagomål.docx
+++ b/klagomål/A 5501-2025 FSC-klagomål.docx
@@ -1061,7 +1061,7 @@
     <w:r>
       <w:tab/>
       <w:tab/>
-      <w:t>2025-06-18</w:t>
+      <w:t>2025-06-19</w:t>
       <w:br/>
       <w:br/>
     </w:r>

--- a/klagomål/A 5501-2025 FSC-klagomål.docx
+++ b/klagomål/A 5501-2025 FSC-klagomål.docx
@@ -1061,7 +1061,7 @@
     <w:r>
       <w:tab/>
       <w:tab/>
-      <w:t>2025-06-19</w:t>
+      <w:t>2025-06-20</w:t>
       <w:br/>
       <w:br/>
     </w:r>

--- a/klagomål/A 5501-2025 FSC-klagomål.docx
+++ b/klagomål/A 5501-2025 FSC-klagomål.docx
@@ -1061,7 +1061,7 @@
     <w:r>
       <w:tab/>
       <w:tab/>
-      <w:t>2025-06-20</w:t>
+      <w:t>2025-06-21</w:t>
       <w:br/>
       <w:br/>
     </w:r>

--- a/klagomål/A 5501-2025 FSC-klagomål.docx
+++ b/klagomål/A 5501-2025 FSC-klagomål.docx
@@ -1061,7 +1061,7 @@
     <w:r>
       <w:tab/>
       <w:tab/>
-      <w:t>2025-06-21</w:t>
+      <w:t>2025-06-22</w:t>
       <w:br/>
       <w:br/>
     </w:r>

--- a/klagomål/A 5501-2025 FSC-klagomål.docx
+++ b/klagomål/A 5501-2025 FSC-klagomål.docx
@@ -1061,7 +1061,7 @@
     <w:r>
       <w:tab/>
       <w:tab/>
-      <w:t>2025-06-22</w:t>
+      <w:t>2025-06-23</w:t>
       <w:br/>
       <w:br/>
     </w:r>

--- a/klagomål/A 5501-2025 FSC-klagomål.docx
+++ b/klagomål/A 5501-2025 FSC-klagomål.docx
@@ -1061,7 +1061,7 @@
     <w:r>
       <w:tab/>
       <w:tab/>
-      <w:t>2025-06-23</w:t>
+      <w:t>2025-06-24</w:t>
       <w:br/>
       <w:br/>
     </w:r>

--- a/klagomål/A 5501-2025 FSC-klagomål.docx
+++ b/klagomål/A 5501-2025 FSC-klagomål.docx
@@ -1061,7 +1061,7 @@
     <w:r>
       <w:tab/>
       <w:tab/>
-      <w:t>2025-06-24</w:t>
+      <w:t>2025-06-25</w:t>
       <w:br/>
       <w:br/>
     </w:r>

--- a/klagomål/A 5501-2025 FSC-klagomål.docx
+++ b/klagomål/A 5501-2025 FSC-klagomål.docx
@@ -1061,7 +1061,7 @@
     <w:r>
       <w:tab/>
       <w:tab/>
-      <w:t>2025-06-25</w:t>
+      <w:t>2025-06-26</w:t>
       <w:br/>
       <w:br/>
     </w:r>

--- a/klagomål/A 5501-2025 FSC-klagomål.docx
+++ b/klagomål/A 5501-2025 FSC-klagomål.docx
@@ -1061,7 +1061,7 @@
     <w:r>
       <w:tab/>
       <w:tab/>
-      <w:t>2025-06-26</w:t>
+      <w:t>2025-06-27</w:t>
       <w:br/>
       <w:br/>
     </w:r>

--- a/klagomål/A 5501-2025 FSC-klagomål.docx
+++ b/klagomål/A 5501-2025 FSC-klagomål.docx
@@ -1061,7 +1061,7 @@
     <w:r>
       <w:tab/>
       <w:tab/>
-      <w:t>2025-06-27</w:t>
+      <w:t>2025-06-28</w:t>
       <w:br/>
       <w:br/>
     </w:r>

--- a/klagomål/A 5501-2025 FSC-klagomål.docx
+++ b/klagomål/A 5501-2025 FSC-klagomål.docx
@@ -1061,7 +1061,7 @@
     <w:r>
       <w:tab/>
       <w:tab/>
-      <w:t>2025-06-28</w:t>
+      <w:t>2025-06-29</w:t>
       <w:br/>
       <w:br/>
     </w:r>

--- a/klagomål/A 5501-2025 FSC-klagomål.docx
+++ b/klagomål/A 5501-2025 FSC-klagomål.docx
@@ -1061,7 +1061,7 @@
     <w:r>
       <w:tab/>
       <w:tab/>
-      <w:t>2025-06-29</w:t>
+      <w:t>2025-06-30</w:t>
       <w:br/>
       <w:br/>
     </w:r>

--- a/klagomål/A 5501-2025 FSC-klagomål.docx
+++ b/klagomål/A 5501-2025 FSC-klagomål.docx
@@ -1061,7 +1061,7 @@
     <w:r>
       <w:tab/>
       <w:tab/>
-      <w:t>2025-06-30</w:t>
+      <w:t>2025-07-01</w:t>
       <w:br/>
       <w:br/>
     </w:r>

--- a/klagomål/A 5501-2025 FSC-klagomål.docx
+++ b/klagomål/A 5501-2025 FSC-klagomål.docx
@@ -1061,7 +1061,7 @@
     <w:r>
       <w:tab/>
       <w:tab/>
-      <w:t>2025-07-01</w:t>
+      <w:t>2025-07-02</w:t>
       <w:br/>
       <w:br/>
     </w:r>

--- a/klagomål/A 5501-2025 FSC-klagomål.docx
+++ b/klagomål/A 5501-2025 FSC-klagomål.docx
@@ -1061,7 +1061,7 @@
     <w:r>
       <w:tab/>
       <w:tab/>
-      <w:t>2025-07-02</w:t>
+      <w:t>2025-07-03</w:t>
       <w:br/>
       <w:br/>
     </w:r>

--- a/klagomål/A 5501-2025 FSC-klagomål.docx
+++ b/klagomål/A 5501-2025 FSC-klagomål.docx
@@ -1061,7 +1061,7 @@
     <w:r>
       <w:tab/>
       <w:tab/>
-      <w:t>2025-07-03</w:t>
+      <w:t>2025-07-04</w:t>
       <w:br/>
       <w:br/>
     </w:r>

--- a/klagomål/A 5501-2025 FSC-klagomål.docx
+++ b/klagomål/A 5501-2025 FSC-klagomål.docx
@@ -1061,7 +1061,7 @@
     <w:r>
       <w:tab/>
       <w:tab/>
-      <w:t>2025-07-04</w:t>
+      <w:t>2025-07-05</w:t>
       <w:br/>
       <w:br/>
     </w:r>

--- a/klagomål/A 5501-2025 FSC-klagomål.docx
+++ b/klagomål/A 5501-2025 FSC-klagomål.docx
@@ -1061,7 +1061,7 @@
     <w:r>
       <w:tab/>
       <w:tab/>
-      <w:t>2025-07-05</w:t>
+      <w:t>2025-07-06</w:t>
       <w:br/>
       <w:br/>
     </w:r>

--- a/klagomål/A 5501-2025 FSC-klagomål.docx
+++ b/klagomål/A 5501-2025 FSC-klagomål.docx
@@ -1061,7 +1061,7 @@
     <w:r>
       <w:tab/>
       <w:tab/>
-      <w:t>2025-07-06</w:t>
+      <w:t>2025-07-07</w:t>
       <w:br/>
       <w:br/>
     </w:r>

--- a/klagomål/A 5501-2025 FSC-klagomål.docx
+++ b/klagomål/A 5501-2025 FSC-klagomål.docx
@@ -1061,7 +1061,7 @@
     <w:r>
       <w:tab/>
       <w:tab/>
-      <w:t>2025-07-07</w:t>
+      <w:t>2025-07-08</w:t>
       <w:br/>
       <w:br/>
     </w:r>

--- a/klagomål/A 5501-2025 FSC-klagomål.docx
+++ b/klagomål/A 5501-2025 FSC-klagomål.docx
@@ -287,7 +287,25 @@
         <w:t>Lunglav (NT)</w:t>
       </w:r>
       <w:r>
-        <w:t xml:space="preserve"> är en av vårt lands främsta signalarter som överallt indikerar gamla lövträd, skogsbestånd med höga naturvärden och ekosystem med lång skoglig kontinuitet. Lokalt kan förekomsten vara mycket riklig men den hittas nästan enbart i gamla och ej slutavverkade skogar. Artens samtliga förekomster bör uppmärksammas från naturvårdssynpunkt, då många lokaler även hyser andra ovanliga och rödlistade arter. Rikliga förekomster bör skyddas med biotopskydd, frivilliga avsättningar eller reservat (SLU Artdatabanken, 2024; Nitare &amp; Skogsstyrelsen, 2019).</w:t>
+        <w:t xml:space="preserve"> är en av vårt lands främsta signalarter som överallt indikerar gamla lövträd, skogsbestånd med höga naturvärden och ekosystem med lång skoglig kontinuitet. Lokalt kan förekomsten vara mycket riklig men den hittas nästan enbart i gamla och ej slutavverkade skogar. Artens samtliga förekomster bör uppmärksammas från naturvårdssynpunkt, då många lokaler även hyser andra ovanliga och rödlistade arter. Rikliga förekomster bör skyddas med biotopskydd, frivilliga avsättningar eller reservat. Det finns ett antal sällsynta lavparasiter som växer på lunglav: lunglavsknapp (VU), skrovelmössing (DD), lunglavshårprick (DD), </w:t>
+      </w:r>
+      <w:r>
+        <w:rPr>
+          <w:i/>
+        </w:rPr>
+        <w:t>Calycina alstrupii</w:t>
+      </w:r>
+      <w:r>
+        <w:t xml:space="preserve"> (NA) och </w:t>
+      </w:r>
+      <w:r>
+        <w:rPr>
+          <w:i/>
+        </w:rPr>
+        <w:t>Chalara lobariae</w:t>
+      </w:r>
+      <w:r>
+        <w:t xml:space="preserve"> (NA) (SLU Artdatabanken, 2025; SLU Artdatabanken, 2024; Nitare &amp; Skogsstyrelsen, 2019).</w:t>
       </w:r>
     </w:p>
     <w:p>
@@ -876,7 +894,7 @@
         <w:t>Plectocarpon lichenum</w:t>
       </w:r>
       <w:r>
-        <w:t xml:space="preserve"> (VU). Det finns ytterligare två rödlistade parasiter vilka bara förekommer på lunglav, Skrovelmössing </w:t>
+        <w:t xml:space="preserve"> (VU). Det finns ytterligare ett antal parasiter vilka bara förekommer på lunglav: Skrovelmössing </w:t>
       </w:r>
       <w:r>
         <w:rPr>
@@ -894,7 +912,25 @@
         <w:t>Niesslia lobariae</w:t>
       </w:r>
       <w:r>
-        <w:t xml:space="preserve"> (rödlistad som Kunskapsbrist DD). Skrovelmössing (DD) har små svarta apothecier och bruna, 1-septerade sporer och Lunglavshårprick (DD) har brunhåriga perithecier och färglösa, 1-septerade sporer (SLU Artdatabanken, 2024; Nitare &amp; Skogsstyrelsen, 2019).</w:t>
+        <w:t xml:space="preserve"> (rödlistad som Kunskapsbrist DD). Skrovelmössing (DD) har små svarta apothecier och bruna, 1-septerade sporer och Lunglavshårprick (DD) har brunhåriga perithecier och färglösa, 1-septerade sporer. Nyligen har ytterligare två lavparasiter påträffats i Sverige som växer på lunglav: </w:t>
+      </w:r>
+      <w:r>
+        <w:rPr>
+          <w:i/>
+        </w:rPr>
+        <w:t>Calycina alstrupii</w:t>
+      </w:r>
+      <w:r>
+        <w:t xml:space="preserve"> (NA) och </w:t>
+      </w:r>
+      <w:r>
+        <w:rPr>
+          <w:i/>
+        </w:rPr>
+        <w:t>Chalara lobariae</w:t>
+      </w:r>
+      <w:r>
+        <w:t xml:space="preserve"> (NA) (SLU Artdatabanken, 2025; SLU Artdatabanken, 2024; Nitare &amp; Skogsstyrelsen, 2019).</w:t>
       </w:r>
     </w:p>
     <w:p>
@@ -931,6 +967,20 @@
       </w:r>
       <w:r>
         <w:t>SLU Artdatabanken, Uppsala.</w:t>
+      </w:r>
+    </w:p>
+    <w:p>
+      <w:r>
+        <w:t xml:space="preserve">SLU Artdatabanken, 2025. </w:t>
+      </w:r>
+      <w:r>
+        <w:rPr>
+          <w:i/>
+        </w:rPr>
+        <w:t xml:space="preserve">Över 20 nya lavparasiter för Sverige. </w:t>
+      </w:r>
+      <w:r>
+        <w:t>https://www.slu.se/artdatabanken/arter-och-natur/artiklar/over-20-nya-lavparasiter-for-sverige/</w:t>
       </w:r>
     </w:p>
     <w:sectPr>
@@ -1061,7 +1111,7 @@
     <w:r>
       <w:tab/>
       <w:tab/>
-      <w:t>2025-07-08</w:t>
+      <w:t>2025-07-09</w:t>
       <w:br/>
       <w:br/>
     </w:r>

--- a/klagomål/A 5501-2025 FSC-klagomål.docx
+++ b/klagomål/A 5501-2025 FSC-klagomål.docx
@@ -1111,7 +1111,7 @@
     <w:r>
       <w:tab/>
       <w:tab/>
-      <w:t>2025-07-09</w:t>
+      <w:t>2025-07-11</w:t>
       <w:br/>
       <w:br/>
     </w:r>

--- a/klagomål/A 5501-2025 FSC-klagomål.docx
+++ b/klagomål/A 5501-2025 FSC-klagomål.docx
@@ -1111,7 +1111,7 @@
     <w:r>
       <w:tab/>
       <w:tab/>
-      <w:t>2025-07-11</w:t>
+      <w:t>2025-07-12</w:t>
       <w:br/>
       <w:br/>
     </w:r>

--- a/klagomål/A 5501-2025 FSC-klagomål.docx
+++ b/klagomål/A 5501-2025 FSC-klagomål.docx
@@ -1111,7 +1111,7 @@
     <w:r>
       <w:tab/>
       <w:tab/>
-      <w:t>2025-07-12</w:t>
+      <w:t>2025-07-13</w:t>
       <w:br/>
       <w:br/>
     </w:r>

--- a/klagomål/A 5501-2025 FSC-klagomål.docx
+++ b/klagomål/A 5501-2025 FSC-klagomål.docx
@@ -1111,7 +1111,7 @@
     <w:r>
       <w:tab/>
       <w:tab/>
-      <w:t>2025-07-13</w:t>
+      <w:t>2025-07-14</w:t>
       <w:br/>
       <w:br/>
     </w:r>

--- a/klagomål/A 5501-2025 FSC-klagomål.docx
+++ b/klagomål/A 5501-2025 FSC-klagomål.docx
@@ -1149,7 +1149,7 @@
     <w:r>
       <w:tab/>
       <w:tab/>
-      <w:t>2025-08-06</w:t>
+      <w:t>2025-08-09</w:t>
       <w:br/>
       <w:br/>
     </w:r>
